--- a/data/Agreements Country Specific_Memorandum of Understanding (MoU) Brazil.docx
+++ b/data/Agreements Country Specific_Memorandum of Understanding (MoU) Brazil.docx
@@ -2,13 +2,13 @@
 <file path=word/document.xml><?xml version="1.0" encoding="utf-8"?>
 <w:document xmlns:w="http://schemas.openxmlformats.org/wordprocessingml/2006/main" xmlns:m="http://schemas.openxmlformats.org/officeDocument/2006/math" xmlns:r="http://schemas.openxmlformats.org/officeDocument/2006/relationships" xmlns:o="urn:schemas-microsoft-com:office:office" xmlns:v="urn:schemas-microsoft-com:vml" xmlns:w10="urn:schemas-microsoft-com:office:word" xmlns:a="http://schemas.openxmlformats.org/drawingml/2006/main" xmlns:pic="http://schemas.openxmlformats.org/drawingml/2006/picture" xmlns:wp="http://schemas.openxmlformats.org/drawingml/2006/wordprocessingDrawing">
   <w:body>
-    <w:bookmarkStart w:id="26" w:name="X479d6e1c9b25962a91fda4478b2cf47c9b02319"/>
+    <w:bookmarkStart w:id="26" w:name="Xd7e30eaffe27303e72588cf43aeefad66f3de78"/>
     <w:p>
       <w:pPr>
         <w:pStyle w:val="Heading1"/>
       </w:pPr>
       <w:r>
-        <w:t xml:space="preserve">Signing of the Memorandum of Understanding between Brazil and Ecuador</w:t>
+        <w:t xml:space="preserve">Signing of the Memorandum of Understanding with Ecuador</w:t>
       </w:r>
     </w:p>
     <w:p>
@@ -38,7 +38,7 @@
         <w:t xml:space="preserve">Location</w:t>
       </w:r>
       <w:r>
-        <w:t xml:space="preserve">: Location not specified</w:t>
+        <w:t xml:space="preserve">: The principal location is Ecuador.</w:t>
       </w:r>
     </w:p>
     <w:bookmarkStart w:id="20" w:name="executive-summary"/>
@@ -84,30 +84,109 @@
       </w:pPr>
       <w:r>
         <w:t xml:space="preserve">Actors</w:t>
-      </w:r>
-    </w:p>
-    <w:p>
-      <w:pPr>
-        <w:pStyle w:val="FirstParagraph"/>
-      </w:pPr>
-      <w:r>
-        <w:t xml:space="preserve">No actors identified.</w:t>
-      </w:r>
-    </w:p>
-    <w:bookmarkEnd w:id="22"/>
-    <w:bookmarkStart w:id="23" w:name="main-themes"/>
-    <w:p>
-      <w:pPr>
-        <w:pStyle w:val="Heading2"/>
-      </w:pPr>
-      <w:r>
-        <w:t xml:space="preserve">Main Themes</w:t>
       </w:r>
     </w:p>
     <w:tbl>
       <w:tblPr>
         <w:tblStyle w:val="Table"/>
         <w:tblW w:type="auto" w:w="0"/>
+        <w:tblLook w:firstRow="1" w:lastRow="0" w:firstColumn="0" w:lastColumn="0" w:noHBand="0" w:noVBand="0" w:val="0020"/>
+      </w:tblPr>
+      <w:tblGrid>
+        <w:gridCol w:w="3960"/>
+        <w:gridCol w:w="3960"/>
+      </w:tblGrid>
+      <w:tr>
+        <w:trPr>
+          <w:tblHeader w:val="on"/>
+        </w:trPr>
+        <w:tc>
+          <w:tcPr/>
+          <w:p>
+            <w:pPr>
+              <w:pStyle w:val="Compact"/>
+            </w:pPr>
+            <w:r>
+              <w:t xml:space="preserve">Category</w:t>
+            </w:r>
+          </w:p>
+        </w:tc>
+        <w:tc>
+          <w:tcPr/>
+          <w:p>
+            <w:pPr>
+              <w:pStyle w:val="Compact"/>
+            </w:pPr>
+            <w:r>
+              <w:t xml:space="preserve">Actor</w:t>
+            </w:r>
+          </w:p>
+        </w:tc>
+      </w:tr>
+      <w:tr>
+        <w:tc>
+          <w:tcPr/>
+          <w:p>
+            <w:pPr>
+              <w:pStyle w:val="Compact"/>
+            </w:pPr>
+            <w:r>
+              <w:t xml:space="preserve">Political Actors</w:t>
+            </w:r>
+          </w:p>
+        </w:tc>
+        <w:tc>
+          <w:tcPr/>
+          <w:p>
+            <w:pPr>
+              <w:pStyle w:val="Compact"/>
+            </w:pPr>
+            <w:r>
+              <w:t xml:space="preserve">Governments</w:t>
+            </w:r>
+          </w:p>
+        </w:tc>
+      </w:tr>
+      <w:tr>
+        <w:tc>
+          <w:tcPr/>
+          <w:p>
+            <w:pPr>
+              <w:pStyle w:val="Compact"/>
+            </w:pPr>
+            <w:r>
+              <w:t xml:space="preserve">Economic Actors</w:t>
+            </w:r>
+          </w:p>
+        </w:tc>
+        <w:tc>
+          <w:tcPr/>
+          <w:p>
+            <w:pPr>
+              <w:pStyle w:val="Compact"/>
+            </w:pPr>
+            <w:r>
+              <w:t xml:space="preserve">Bilateral Projects</w:t>
+            </w:r>
+          </w:p>
+        </w:tc>
+      </w:tr>
+    </w:tbl>
+    <w:bookmarkEnd w:id="22"/>
+    <w:bookmarkStart w:id="23" w:name="main-themes"/>
+    <w:p>
+      <w:pPr>
+        <w:pStyle w:val="Heading2"/>
+      </w:pPr>
+      <w:r>
+        <w:t xml:space="preserve">Main Themes</w:t>
+      </w:r>
+    </w:p>
+    <w:tbl>
+      <w:tblPr>
+        <w:tblStyle w:val="Table"/>
+        <w:tblW w:type="pct" w:w="5000"/>
+        <w:tblLayout w:type="fixed"/>
         <w:tblLook w:firstRow="1" w:lastRow="0" w:firstColumn="0" w:lastColumn="0" w:noHBand="0" w:noVBand="0" w:val="0020"/>
       </w:tblPr>
       <w:tblGrid>
@@ -149,7 +228,7 @@
               <w:pStyle w:val="Compact"/>
             </w:pPr>
             <w:r>
-              <w:t xml:space="preserve">Technology &amp; Innovation</w:t>
+              <w:t xml:space="preserve">Regional &amp; International Cooperation</w:t>
             </w:r>
           </w:p>
         </w:tc>
@@ -160,31 +239,7 @@
               <w:pStyle w:val="Compact"/>
             </w:pPr>
             <w:r>
-              <w:t xml:space="preserve">Artificial Intelligence</w:t>
-            </w:r>
-          </w:p>
-        </w:tc>
-      </w:tr>
-      <w:tr>
-        <w:tc>
-          <w:tcPr/>
-          <w:p>
-            <w:pPr>
-              <w:pStyle w:val="Compact"/>
-            </w:pPr>
-            <w:r>
-              <w:t xml:space="preserve">Data &amp; Governance</w:t>
-            </w:r>
-          </w:p>
-        </w:tc>
-        <w:tc>
-          <w:tcPr/>
-          <w:p>
-            <w:pPr>
-              <w:pStyle w:val="Compact"/>
-            </w:pPr>
-            <w:r>
-              <w:t xml:space="preserve">Digital Governance; E-Governance</w:t>
+              <w:t xml:space="preserve">Digital &amp; Technological Partnerships</w:t>
             </w:r>
           </w:p>
         </w:tc>
@@ -202,14 +257,10 @@
     </w:p>
     <w:p>
       <w:pPr>
-        <w:pStyle w:val="Compact"/>
-        <w:numPr>
-          <w:ilvl w:val="0"/>
-          <w:numId w:val="1001"/>
-        </w:numPr>
-      </w:pPr>
-      <w:r>
-        <w:t xml:space="preserve">Signing of a Memorandum of Understanding (MoU) between Brazil and Ecuador to establish collaborative initiatives.</w:t>
+        <w:pStyle w:val="FirstParagraph"/>
+      </w:pPr>
+      <w:r>
+        <w:t xml:space="preserve">No existing practical applications or implementations identified.</w:t>
       </w:r>
     </w:p>
     <w:bookmarkEnd w:id="24"/>
@@ -342,114 +393,8 @@
       </w:pPr>
     </w:lvl>
   </w:abstractNum>
-  <w:abstractNum w:abstractNumId="991">
-    <w:nsid w:val="0000A991"/>
-    <w:multiLevelType w:val="multilevel"/>
-    <w:lvl w:ilvl="0">
-      <w:numFmt w:val="bullet"/>
-      <w:lvlText w:val=""/>
-      <w:lvlJc w:val="left"/>
-      <w:pPr>
-        <w:ind w:left="720" w:hanging="360"/>
-      </w:pPr>
-      <w:rPr>
-        <w:rFonts w:ascii="Symbol" w:hAnsi="Symbol" w:cs="Symbol" w:hint="default"/>
-      </w:rPr>
-    </w:lvl>
-    <w:lvl w:ilvl="1">
-      <w:numFmt w:val="bullet"/>
-      <w:lvlText w:val="o"/>
-      <w:lvlJc w:val="left"/>
-      <w:pPr>
-        <w:ind w:left="1440" w:hanging="360"/>
-      </w:pPr>
-      <w:rPr>
-        <w:rFonts w:ascii="Courier New" w:hAnsi="Courier New" w:cs="Courier New" w:hint="default"/>
-      </w:rPr>
-    </w:lvl>
-    <w:lvl w:ilvl="2">
-      <w:numFmt w:val="bullet"/>
-      <w:lvlText w:val=""/>
-      <w:lvlJc w:val="left"/>
-      <w:pPr>
-        <w:ind w:left="2160" w:hanging="360"/>
-      </w:pPr>
-      <w:rPr>
-        <w:rFonts w:ascii="Wingdings" w:hAnsi="Wingdings" w:cs="Wingdings" w:hint="default"/>
-      </w:rPr>
-    </w:lvl>
-    <w:lvl w:ilvl="3">
-      <w:numFmt w:val="bullet"/>
-      <w:lvlText w:val=""/>
-      <w:lvlJc w:val="left"/>
-      <w:pPr>
-        <w:ind w:left="2880" w:hanging="360"/>
-      </w:pPr>
-      <w:rPr>
-        <w:rFonts w:ascii="Symbol" w:hAnsi="Symbol" w:cs="Symbol" w:hint="default"/>
-      </w:rPr>
-    </w:lvl>
-    <w:lvl w:ilvl="4">
-      <w:numFmt w:val="bullet"/>
-      <w:lvlText w:val="o"/>
-      <w:lvlJc w:val="left"/>
-      <w:pPr>
-        <w:ind w:left="3600" w:hanging="360"/>
-      </w:pPr>
-      <w:rPr>
-        <w:rFonts w:ascii="Courier New" w:hAnsi="Courier New" w:cs="Courier New" w:hint="default"/>
-      </w:rPr>
-    </w:lvl>
-    <w:lvl w:ilvl="5">
-      <w:numFmt w:val="bullet"/>
-      <w:lvlText w:val=""/>
-      <w:lvlJc w:val="left"/>
-      <w:pPr>
-        <w:ind w:left="4320" w:hanging="360"/>
-      </w:pPr>
-      <w:rPr>
-        <w:rFonts w:ascii="Wingdings" w:hAnsi="Wingdings" w:cs="Wingdings" w:hint="default"/>
-      </w:rPr>
-    </w:lvl>
-    <w:lvl w:ilvl="6">
-      <w:numFmt w:val="bullet"/>
-      <w:lvlText w:val=""/>
-      <w:lvlJc w:val="left"/>
-      <w:pPr>
-        <w:ind w:left="5040" w:hanging="360"/>
-      </w:pPr>
-      <w:rPr>
-        <w:rFonts w:ascii="Symbol" w:hAnsi="Symbol" w:cs="Symbol" w:hint="default"/>
-      </w:rPr>
-    </w:lvl>
-    <w:lvl w:ilvl="7">
-      <w:numFmt w:val="bullet"/>
-      <w:lvlText w:val="o"/>
-      <w:lvlJc w:val="left"/>
-      <w:pPr>
-        <w:ind w:left="5760" w:hanging="360"/>
-      </w:pPr>
-      <w:rPr>
-        <w:rFonts w:ascii="Courier New" w:hAnsi="Courier New" w:cs="Courier New" w:hint="default"/>
-      </w:rPr>
-    </w:lvl>
-    <w:lvl w:ilvl="8">
-      <w:numFmt w:val="bullet"/>
-      <w:lvlText w:val=""/>
-      <w:lvlJc w:val="left"/>
-      <w:pPr>
-        <w:ind w:left="6480" w:hanging="360"/>
-      </w:pPr>
-      <w:rPr>
-        <w:rFonts w:ascii="Wingdings" w:hAnsi="Wingdings" w:cs="Wingdings" w:hint="default"/>
-      </w:rPr>
-    </w:lvl>
-  </w:abstractNum>
   <w:num w:numId="1000">
     <w:abstractNumId w:val="990"/>
-  </w:num>
-  <w:num w:numId="1001">
-    <w:abstractNumId w:val="991"/>
   </w:num>
 </w:numbering>
 </file>
